--- a/notes/session-06-notes.docx
+++ b/notes/session-06-notes.docx
@@ -695,7 +695,7 @@
           <w:sz w:val="22"/>
           <w:szCs w:val="22"/>
         </w:rPr>
-        <w:t xml:space="preserve">Peterson's true half: the monster you refuse to see runs your life; honest self-knowledge is step one. The gospel's fuller cure: not integration or management but confession and a death: crucified with Christ, raised new (Romans 6). You do not tame this monster; you bring it to the One who died for it.</w:t>
+        <w:t>Begin with honest self-knowledge: the sin we refuse to acknowledge continues to shape our lives. Then follow Scripture from recognition to rescue: confession, the old self crucified with Christ, and new life in him (Romans 6). You do not make peace with this monster; you bring it to the One who died for you.</w:t>
       </w:r>
     </w:p>
     <w:p>
@@ -1155,7 +1155,7 @@
           <w:sz w:val="22"/>
           <w:szCs w:val="22"/>
         </w:rPr>
-        <w:t xml:space="preserve">The Jungian shadow (behind Peterson's framing) counsels acknowledging and integrating the dark side. Scripture agrees on acknowledgment (confession, 1 John 1:9) and disagrees on integration: the old self is not to be befriended but crucified (Romans 6:6, Colossians 3:5), and the believer is a new creation. The distinction matters and is worth stating plainly for adults who have read Peterson.</w:t>
+        <w:t>Acknowledging our capacity for evil is necessary, but acknowledgment alone is not the gospel's cure. Scripture calls us to confession (1 John 1:9) and to put sin to death (Romans 6:6; Colossians 3:5). The believer is a new creation in Christ, not simply a better manager of destructive impulses. Teach this distinction without turning the session into a survey of psychological theories.</w:t>
       </w:r>
     </w:p>
     <w:p>

--- a/notes/session-06-notes.docx
+++ b/notes/session-06-notes.docx
@@ -37,7 +37,7 @@
     </w:p>
     <w:p>
       <w:pPr>
-        <w:spacing w:after="160" w:line="300"/>
+        <w:spacing w:after="120" w:line="300"/>
       </w:pPr>
       <w:r>
         <w:rPr>
@@ -51,7 +51,7 @@
     </w:p>
     <w:p>
       <w:pPr>
-        <w:spacing w:after="160" w:line="300"/>
+        <w:spacing w:after="120" w:line="300"/>
       </w:pPr>
       <w:r>
         <w:rPr>
@@ -75,9 +75,19 @@
       </w:r>
     </w:p>
     <w:p>
+      <w:pPr/>
+      <w:r>
+        <w:rPr>
+          <w:rFonts w:ascii="Georgia" w:hAnsi="Georgia"/>
+          <w:sz w:val="22"/>
+        </w:rPr>
+        <w:t>Presentation controls: Use Slides to jump directly to a numbered slide, Notes to open this document, F for fullscreen, and B to blank or restore the screen. Resume teaching on the home screen returns to the last saved position in this browser. On-screen slide numbers match these notes. Keep private notes on a separate device or display.</w:t>
+      </w:r>
+    </w:p>
+    <w:p>
       <w:pPr>
         <w:pStyle w:val="Heading1"/>
-        <w:spacing w:after="160" w:before="360"/>
+        <w:spacing w:after="120" w:before="360"/>
       </w:pPr>
       <w:r>
         <w:rPr>
@@ -166,7 +176,7 @@
     <w:p>
       <w:pPr>
         <w:pStyle w:val="Heading1"/>
-        <w:spacing w:after="160" w:before="360"/>
+        <w:spacing w:after="120" w:before="360"/>
       </w:pPr>
       <w:r>
         <w:rPr>
@@ -267,7 +277,7 @@
     <w:p>
       <w:pPr>
         <w:pStyle w:val="Heading1"/>
-        <w:spacing w:after="160" w:before="360"/>
+        <w:spacing w:after="120" w:before="360"/>
       </w:pPr>
       <w:r>
         <w:rPr>
@@ -283,7 +293,7 @@
     </w:p>
     <w:p>
       <w:pPr>
-        <w:spacing w:after="160" w:line="300"/>
+        <w:spacing w:after="120" w:line="300"/>
       </w:pPr>
       <w:r>
         <w:rPr>
@@ -307,7 +317,7 @@
     </w:p>
     <w:p>
       <w:pPr>
-        <w:spacing w:after="160" w:line="300"/>
+        <w:spacing w:after="120" w:line="300"/>
       </w:pPr>
       <w:r>
         <w:rPr>
@@ -331,7 +341,7 @@
     </w:p>
     <w:p>
       <w:pPr>
-        <w:spacing w:after="160" w:line="300"/>
+        <w:spacing w:after="120" w:line="300"/>
       </w:pPr>
       <w:r>
         <w:rPr>
@@ -355,7 +365,7 @@
     </w:p>
     <w:p>
       <w:pPr>
-        <w:spacing w:after="160" w:line="300"/>
+        <w:spacing w:after="120" w:line="300"/>
       </w:pPr>
       <w:r>
         <w:rPr>
@@ -379,7 +389,7 @@
     </w:p>
     <w:p>
       <w:pPr>
-        <w:spacing w:after="160" w:line="300"/>
+        <w:spacing w:after="120" w:line="300"/>
       </w:pPr>
       <w:r>
         <w:rPr>
@@ -403,7 +413,7 @@
     </w:p>
     <w:p>
       <w:pPr>
-        <w:spacing w:after="160" w:line="300"/>
+        <w:spacing w:after="120" w:line="300"/>
       </w:pPr>
       <w:r>
         <w:rPr>
@@ -427,7 +437,7 @@
     </w:p>
     <w:p>
       <w:pPr>
-        <w:spacing w:after="160" w:line="300"/>
+        <w:spacing w:after="120" w:line="300"/>
       </w:pPr>
       <w:r>
         <w:rPr>
@@ -451,7 +461,7 @@
     </w:p>
     <w:p>
       <w:pPr>
-        <w:spacing w:after="160" w:line="300"/>
+        <w:spacing w:after="120" w:line="300"/>
       </w:pPr>
       <w:r>
         <w:rPr>
@@ -475,7 +485,7 @@
     </w:p>
     <w:p>
       <w:pPr>
-        <w:spacing w:after="160" w:line="300"/>
+        <w:spacing w:after="120" w:line="300"/>
       </w:pPr>
       <w:r>
         <w:rPr>
@@ -500,7 +510,7 @@
     <w:p>
       <w:pPr>
         <w:pStyle w:val="Heading1"/>
-        <w:spacing w:after="160" w:before="360"/>
+        <w:spacing w:after="120" w:before="360"/>
       </w:pPr>
       <w:r>
         <w:rPr>
@@ -515,8 +525,9 @@
       </w:r>
     </w:p>
     <w:p>
-      <w:pPr>
-        <w:spacing w:after="160" w:line="300"/>
+      <w:bookmarkStart w:id="1002" w:name="s06_story_openings"/>
+      <w:pPr>
+        <w:spacing w:after="120" w:line="300"/>
       </w:pPr>
       <w:r>
         <w:rPr>
@@ -536,10 +547,12 @@
         </w:rPr>
         <w:t xml:space="preserve">Gollum, Pinocchio, the wolf in Grandma's clothing. Note the shift from last week: the monster has moved indoors.</w:t>
       </w:r>
-    </w:p>
-    <w:p>
-      <w:pPr>
-        <w:spacing w:after="160" w:line="300"/>
+      <w:bookmarkEnd w:id="1002"/>
+    </w:p>
+    <w:p>
+      <w:bookmarkStart w:id="1003" w:name="s06_nobody_becomes_gollum_overnight"/>
+      <w:pPr>
+        <w:spacing w:after="120" w:line="300"/>
       </w:pPr>
       <w:r>
         <w:rPr>
@@ -559,10 +572,12 @@
         </w:rPr>
         <w:t xml:space="preserve">Smeagol's first act with the ring was murder, and his next five centuries were justification. 'My precious': the possession that possesses. Nobody in the room plans to become Gollum; neither did Smeagol.</w:t>
       </w:r>
-    </w:p>
-    <w:p>
-      <w:pPr>
-        <w:spacing w:after="160" w:line="300"/>
+      <w:bookmarkEnd w:id="1003"/>
+    </w:p>
+    <w:p>
+      <w:bookmarkStart w:id="1004" w:name="s06_the_line_dividing_good_and_evil_cuts"/>
+      <w:pPr>
+        <w:spacing w:after="120" w:line="300"/>
       </w:pPr>
       <w:r>
         <w:rPr>
@@ -582,10 +597,12 @@
         </w:rPr>
         <w:t xml:space="preserve">Solzhenitsyn wrote the line in the Gulag, about his own capacity for evil as a loyal Soviet officer: the line runs through every heart, including his, including ours. This is the week the class borrows its sentence from a prisoner. Say it together.</w:t>
       </w:r>
-    </w:p>
-    <w:p>
-      <w:pPr>
-        <w:spacing w:after="160" w:line="300"/>
+      <w:bookmarkEnd w:id="1004"/>
+    </w:p>
+    <w:p>
+      <w:bookmarkStart w:id="1005" w:name="s06_every_vader_was_an_anakin_first"/>
+      <w:pPr>
+        <w:spacing w:after="120" w:line="300"/>
       </w:pPr>
       <w:r>
         <w:rPr>
@@ -605,10 +622,12 @@
         </w:rPr>
         <w:t xml:space="preserve">Connect the sessions explicitly: last week's monster outside (Vader) began as a monster within (fear of loss, justified step by step). The mask is what a face becomes when fear runs it long enough. Teens especially know Anakin's story beat by beat; let them narrate the steps.</w:t>
       </w:r>
-    </w:p>
-    <w:p>
-      <w:pPr>
-        <w:spacing w:after="160" w:line="300"/>
+      <w:bookmarkEnd w:id="1005"/>
+    </w:p>
+    <w:p>
+      <w:bookmarkStart w:id="1006" w:name="s06_sin_tells_on_us_and_dresses_up_as_ho"/>
+      <w:pPr>
+        <w:spacing w:after="120" w:line="300"/>
       </w:pPr>
       <w:r>
         <w:rPr>
@@ -628,10 +647,12 @@
         </w:rPr>
         <w:t xml:space="preserve">Two homely truths: sin writes itself on the sinner (the nose), and temptation dresses as the familiar (the nightgown). The danger follows you home and learns your voice.</w:t>
       </w:r>
-    </w:p>
-    <w:p>
-      <w:pPr>
-        <w:spacing w:after="160" w:line="300"/>
+      <w:bookmarkEnd w:id="1006"/>
+    </w:p>
+    <w:p>
+      <w:bookmarkStart w:id="1007" w:name="s06_genesis_4_7_niv"/>
+      <w:pPr>
+        <w:spacing w:after="120" w:line="300"/>
       </w:pPr>
       <w:r>
         <w:rPr>
@@ -651,10 +672,12 @@
         </w:rPr>
         <w:t xml:space="preserve">The Bible's first named monster is not out at the world's edge; it is crouching at a heart's door, and God himself gives the warning before the first murder. Note the tenderness: God warns Cain because he wants Cain to master it.</w:t>
       </w:r>
-    </w:p>
-    <w:p>
-      <w:pPr>
-        <w:spacing w:after="160" w:line="300"/>
+      <w:bookmarkEnd w:id="1007"/>
+    </w:p>
+    <w:p>
+      <w:bookmarkStart w:id="1008" w:name="s06_romans_7_15_24_25_niv"/>
+      <w:pPr>
+        <w:spacing w:after="120" w:line="300"/>
       </w:pPr>
       <w:r>
         <w:rPr>
@@ -674,10 +697,12 @@
         </w:rPr>
         <w:t xml:space="preserve">Read it as autobiography, not theory: the apostle himself. The divided heart is not a beginner's phase. Then do not leave them there; the passage itself refuses to end in wretchedness: thanks be to God through Jesus Christ. Have Romans 8:1 loaded.</w:t>
       </w:r>
-    </w:p>
-    <w:p>
-      <w:pPr>
-        <w:spacing w:after="160" w:line="300"/>
+      <w:bookmarkEnd w:id="1008"/>
+    </w:p>
+    <w:p>
+      <w:bookmarkStart w:id="1009" w:name="s06_seeing_it_is_not_slaying_it"/>
+      <w:pPr>
+        <w:spacing w:after="120" w:line="300"/>
       </w:pPr>
       <w:r>
         <w:rPr>
@@ -697,10 +722,12 @@
         </w:rPr>
         <w:t>Begin with honest self-knowledge: the sin we refuse to acknowledge continues to shape our lives. Then follow Scripture from recognition to rescue: confession, the old self crucified with Christ, and new life in him (Romans 6). You do not make peace with this monster; you bring it to the One who died for you.</w:t>
       </w:r>
-    </w:p>
-    <w:p>
-      <w:pPr>
-        <w:spacing w:after="160" w:line="300"/>
+      <w:bookmarkEnd w:id="1009"/>
+    </w:p>
+    <w:p>
+      <w:bookmarkStart w:id="1010" w:name="s06_even_frodo_failed_at_the_crack_of_do"/>
+      <w:pPr>
+        <w:spacing w:after="120" w:line="300"/>
       </w:pPr>
       <w:r>
         <w:rPr>
@@ -720,10 +747,12 @@
         </w:rPr>
         <w:t xml:space="preserve">Tolkien's own move: at the Crack of Doom, Frodo fails; the ring wins; providence and pity finish the quest. Tolkien wrote in his letters that Frodo 'failed' and that the quest was achieved by grace. Even our best heroes cannot beat this monster alone; that is not the story's flaw, it is its gospel.</w:t>
       </w:r>
-    </w:p>
-    <w:p>
-      <w:pPr>
-        <w:spacing w:after="160" w:line="300"/>
+      <w:bookmarkEnd w:id="1010"/>
+    </w:p>
+    <w:p>
+      <w:bookmarkStart w:id="1011" w:name="s06_the_wolf_in_the_house"/>
+      <w:pPr>
+        <w:spacing w:after="120" w:line="300"/>
       </w:pPr>
       <w:r>
         <w:rPr>
@@ -743,10 +772,19 @@
         </w:rPr>
         <w:t xml:space="preserve">These are the most exposing questions in the course, so set the expectation before you ask any of them: nobody is confessing anything specific tonight. Keep the Deeper questions at the level of categories and patterns unless someone volunteers more, and if someone does volunteer more, receive it without flinching and without follow-up questions. Have Romans 8:1 open in front of you. However the conversation goes, end there, every time. A room that leaves this session convicted but not comforted has been handed only half the gospel.</w:t>
       </w:r>
-    </w:p>
-    <w:p>
-      <w:pPr>
-        <w:spacing w:after="160" w:line="300"/>
+      <w:bookmarkEnd w:id="1011"/>
+      <w:r>
+        <w:rPr>
+          <w:rFonts w:ascii="Georgia" w:hAnsi="Georgia"/>
+          <w:sz w:val="22"/>
+        </w:rPr>
+        <w:t xml:space="preserve"> Presentation cue: Questions appear one at a time on this same numbered slide. Next and Back move between questions before changing slides. Use Show all to choose from the full set, then Show one to focus the room. Keep the existing discussion time; you do not need to ask every question.</w:t>
+      </w:r>
+    </w:p>
+    <w:p>
+      <w:bookmarkStart w:id="1012" w:name="s06_the_monster_within_is_real_so_is_the"/>
+      <w:pPr>
+        <w:spacing w:after="120" w:line="300"/>
       </w:pPr>
       <w:r>
         <w:rPr>
@@ -766,11 +804,12 @@
         </w:rPr>
         <w:t xml:space="preserve">The monster within is real. So is the Rescuer. Close by reading Romans 8:1 aloud, slowly, as the benediction.</w:t>
       </w:r>
+      <w:bookmarkEnd w:id="1012"/>
     </w:p>
     <w:p>
       <w:pPr>
         <w:pStyle w:val="Heading1"/>
-        <w:spacing w:after="160" w:before="360"/>
+        <w:spacing w:after="120" w:before="360"/>
       </w:pPr>
       <w:r>
         <w:rPr>
@@ -931,7 +970,7 @@
     <w:p>
       <w:pPr>
         <w:pStyle w:val="Heading1"/>
-        <w:spacing w:after="160" w:before="360"/>
+        <w:spacing w:after="120" w:before="360"/>
       </w:pPr>
       <w:r>
         <w:rPr>
@@ -1090,7 +1129,7 @@
     <w:p>
       <w:pPr>
         <w:pStyle w:val="Heading1"/>
-        <w:spacing w:after="160" w:before="360"/>
+        <w:spacing w:after="120" w:before="360"/>
       </w:pPr>
       <w:r>
         <w:rPr>
@@ -1197,7 +1236,7 @@
     <w:p>
       <w:pPr>
         <w:pStyle w:val="Heading1"/>
-        <w:spacing w:after="160" w:before="360"/>
+        <w:spacing w:after="120" w:before="360"/>
       </w:pPr>
       <w:r>
         <w:rPr>
@@ -1213,7 +1252,7 @@
     </w:p>
     <w:p>
       <w:pPr>
-        <w:spacing w:after="160" w:line="300"/>
+        <w:spacing w:after="120" w:line="300"/>
       </w:pPr>
       <w:r>
         <w:rPr>
@@ -1226,7 +1265,7 @@
     </w:p>
     <w:p>
       <w:pPr>
-        <w:spacing w:after="160" w:line="300"/>
+        <w:spacing w:after="120" w:line="300"/>
       </w:pPr>
       <w:r>
         <w:rPr>
@@ -1239,7 +1278,7 @@
     </w:p>
     <w:p>
       <w:pPr>
-        <w:spacing w:after="160" w:line="300"/>
+        <w:spacing w:after="120" w:line="300"/>
       </w:pPr>
       <w:r>
         <w:rPr>
@@ -1253,7 +1292,7 @@
     <w:p>
       <w:pPr>
         <w:pStyle w:val="Heading1"/>
-        <w:spacing w:after="160" w:before="360"/>
+        <w:spacing w:after="120" w:before="360"/>
       </w:pPr>
       <w:r>
         <w:rPr>
@@ -1269,7 +1308,7 @@
     </w:p>
     <w:p>
       <w:pPr>
-        <w:spacing w:after="160" w:line="300"/>
+        <w:spacing w:after="120" w:line="300"/>
       </w:pPr>
       <w:r>
         <w:rPr>
